--- a/docs/NEED2DONE_LAUNCH/02_LEGAL_POLICIES_&_COMPLIANCE/08_Prohibited_Tasks_Policy.docx
+++ b/docs/NEED2DONE_LAUNCH/02_LEGAL_POLICIES_&_COMPLIANCE/08_Prohibited_Tasks_Policy.docx
@@ -74,7 +74,7 @@
           <w:color w:val="1E293B"/>
           <w:sz w:val="21"/>
         </w:rPr>
-        <w:t xml:space="preserve">To ensure community safety, legal compliance, and the security of our Helpers and Customers, </w:t>
+        <w:t xml:space="preserve">To ensure public safety, legal compliance, and the security of our community of customers and delivery runners, </w:t>
       </w:r>
       <w:r>
         <w:rPr>
@@ -89,7 +89,7 @@
           <w:color w:val="1E293B"/>
           <w:sz w:val="21"/>
         </w:rPr>
-        <w:t xml:space="preserve"> strictly prohibits the ordering, transport, delivery, or execution of certain tasks and goods.</w:t>
+        <w:t xml:space="preserve"> strictly prohibits the ordering, transport, delivery, or execution of certain restricted goods and activities.</w:t>
       </w:r>
     </w:p>
     <w:p>
@@ -101,7 +101,7 @@
           <w:color w:val="1E293B"/>
           <w:sz w:val="21"/>
         </w:rPr>
-        <w:t>Any attempt to request prohibited tasks will result in immediate cancellation, forfeiture of any advance fees, account suspension, and immediate reporting to law enforcement authorities where warranted.</w:t>
+        <w:t>Any attempt to request prohibited tasks will result in immediate cancellation, forfeiture of advance fees, permanent account termination, and immediate reporting to law enforcement authorities where warranted.</w:t>
       </w:r>
     </w:p>
     <w:p>
@@ -125,7 +125,7 @@
           <w:color w:val="022B5E"/>
           <w:sz w:val="28"/>
         </w:rPr>
-        <w:t>2. Strictly Prohibited Goods &amp; Items</w:t>
+        <w:t>2. Strictly Prohibited Goods &amp; Substances</w:t>
       </w:r>
     </w:p>
     <w:p>
@@ -137,7 +137,7 @@
           <w:color w:val="1E293B"/>
           <w:sz w:val="21"/>
         </w:rPr>
-        <w:t>Helpers are strictly instructed to decline orders containing or suspected of containing:</w:t>
+        <w:t>Helpers and runners are strictly instructed to refuse orders containing or suspected of containing:</w:t>
       </w:r>
     </w:p>
     <w:p>
@@ -157,43 +157,14 @@
           <w:color w:val="1E293B"/>
           <w:sz w:val="21"/>
         </w:rPr>
-        <w:t>Illegal Substances &amp; Restricted Pharmaceuticals:</w:t>
+        <w:t>Illegal Narcotics &amp; Controlled Substances:</w:t>
       </w:r>
       <w:r>
         <w:rPr>
           <w:color w:val="1E293B"/>
           <w:sz w:val="21"/>
         </w:rPr>
-        <w:t xml:space="preserve"> Any illegal narcotics, psychotropic substances, or unregulated substances. For our </w:t>
-      </w:r>
-      <w:r>
-        <w:rPr>
-          <w:b/>
-          <w:color w:val="1E293B"/>
-          <w:sz w:val="21"/>
-        </w:rPr>
-        <w:t>Medicine Delivery vertical</w:t>
-      </w:r>
-      <w:r>
-        <w:rPr>
-          <w:color w:val="1E293B"/>
-          <w:sz w:val="21"/>
-        </w:rPr>
-        <w:t xml:space="preserve">, only legitimate prescription medicines (backed by a valid doctor's prescription) and OTC health products from licensed retail pharmacies are permitted. </w:t>
-      </w:r>
-      <w:r>
-        <w:rPr>
-          <w:b/>
-          <w:color w:val="1E293B"/>
-          <w:sz w:val="21"/>
-        </w:rPr>
-        <w:t>Schedule X drugs, banned habit-forming formulations, or unauthorized imports are strictly prohibited.</w:t>
-      </w:r>
-      <w:r>
-        <w:rPr>
-          <w:color w:val="1E293B"/>
-          <w:sz w:val="21"/>
-        </w:rPr>
+        <w:t xml:space="preserve"> Any banned drugs, psychotropic substances, or unregulated chemicals. *(Note: For our Medicine Delivery vertical, only lawful medications with valid doctor prescriptions and OTC wellness items from licensed retail pharmacies are permitted. Schedule X drugs and banned formulations are strictly prohibited).*</w:t>
       </w:r>
     </w:p>
     <w:p>
@@ -213,14 +184,14 @@
           <w:color w:val="1E293B"/>
           <w:sz w:val="21"/>
         </w:rPr>
-        <w:t>Weapons &amp; Explosives:</w:t>
+        <w:t>Weapons, Ammunition &amp; Explosives:</w:t>
       </w:r>
       <w:r>
         <w:rPr>
           <w:color w:val="1E293B"/>
           <w:sz w:val="21"/>
         </w:rPr>
-        <w:t xml:space="preserve"> Firearms, ammunition, fireworks, knives, martial arts weapons, or explosive materials.</w:t>
+        <w:t xml:space="preserve"> Firearms, ammunition, fireworks, commercial explosives, unlicensed sharp tactical weapons, or hazardous incendiary devices.</w:t>
       </w:r>
     </w:p>
     <w:p>
@@ -240,14 +211,14 @@
           <w:color w:val="1E293B"/>
           <w:sz w:val="21"/>
         </w:rPr>
-        <w:t>Hazardous &amp; Flammable Materials:</w:t>
+        <w:t>Hazardous &amp; Corrosive Materials:</w:t>
       </w:r>
       <w:r>
         <w:rPr>
           <w:color w:val="1E293B"/>
           <w:sz w:val="21"/>
         </w:rPr>
-        <w:t xml:space="preserve"> Unsealed flammable liquids, industrial acids, corrosives, radioactive materials, or hazardous chemical waste.</w:t>
+        <w:t xml:space="preserve"> Flammable fuels, toxic chemicals, concentrated industrial acids, radioactive substances, or bio-hazardous waste.</w:t>
       </w:r>
     </w:p>
     <w:p>
@@ -274,7 +245,7 @@
           <w:color w:val="1E293B"/>
           <w:sz w:val="21"/>
         </w:rPr>
-        <w:t xml:space="preserve"> Transporting alcoholic beverages or tobacco without valid retail permits, in violation of state excise laws, or delivery to minors under legal age.</w:t>
+        <w:t xml:space="preserve"> Transporting alcoholic beverages or tobacco without requisite state excise permits or in violation of local laws and minor age restrictions.</w:t>
       </w:r>
     </w:p>
     <w:p>
@@ -294,14 +265,14 @@
           <w:color w:val="1E293B"/>
           <w:sz w:val="21"/>
         </w:rPr>
-        <w:t>High-Value Cash &amp; Bullion:</w:t>
+        <w:t>High-Value Cash, Bullion &amp; Counterfeit Goods:</w:t>
       </w:r>
       <w:r>
         <w:rPr>
           <w:color w:val="1E293B"/>
           <w:sz w:val="21"/>
         </w:rPr>
-        <w:t xml:space="preserve"> Transport of loose currency, gold bullion, uncut gems, lottery tickets, or negotiable instruments.</w:t>
+        <w:t xml:space="preserve"> Transport of unaccounted cash, gold bullion, precious gemstones, bearer instruments, lottery tickets, or counterfeit currency.</w:t>
       </w:r>
     </w:p>
     <w:p>
@@ -321,14 +292,14 @@
           <w:color w:val="1E293B"/>
           <w:sz w:val="21"/>
         </w:rPr>
-        <w:t>Live Animals or Wildlife:</w:t>
+        <w:t>Live Animals &amp; Protected Wildlife:</w:t>
       </w:r>
       <w:r>
         <w:rPr>
           <w:color w:val="1E293B"/>
           <w:sz w:val="21"/>
         </w:rPr>
-        <w:t xml:space="preserve"> Live animals, livestock, reptiles, or protected flora/fauna.</w:t>
+        <w:t xml:space="preserve"> Live livestock, pets, reptiles, endangered animal parts, or protected wildlife.</w:t>
       </w:r>
     </w:p>
     <w:p>
@@ -348,14 +319,14 @@
           <w:color w:val="1E293B"/>
           <w:sz w:val="21"/>
         </w:rPr>
-        <w:t>Pornographic or Illicit Material:</w:t>
+        <w:t>Pornographic &amp; Obscene Literature:</w:t>
       </w:r>
       <w:r>
         <w:rPr>
           <w:color w:val="1E293B"/>
           <w:sz w:val="21"/>
         </w:rPr>
-        <w:t xml:space="preserve"> Obscene literature, unlicensed adult material, or contraband.</w:t>
+        <w:t xml:space="preserve"> Banned adult material, obscene literature, or illicit contraband.</w:t>
       </w:r>
     </w:p>
     <w:p>
@@ -404,7 +375,7 @@
           <w:color w:val="1E293B"/>
           <w:sz w:val="21"/>
         </w:rPr>
-        <w:t>Entering private premises or restricted properties without explicit, lawful permission.</w:t>
+        <w:t>Unlawful entry into private premises, trespassing, or surveillance/stalking of individuals.</w:t>
       </w:r>
     </w:p>
     <w:p>
@@ -417,7 +388,7 @@
           <w:color w:val="1E293B"/>
           <w:sz w:val="21"/>
         </w:rPr>
-        <w:t>Stalking, shadowing, or monitoring individuals without consent.</w:t>
+        <w:t>Acting as proxies for government legal signatures, identity fraud, or illegal document submission.</w:t>
       </w:r>
     </w:p>
     <w:p>
@@ -430,7 +401,7 @@
           <w:color w:val="1E293B"/>
           <w:sz w:val="21"/>
         </w:rPr>
-        <w:t>Impersonation, acting as proxies for formal government legal signatures, or fraudulent activities.</w:t>
+        <w:t>Debt recovery, harassment, intimidation, extortion, or physical disputes.</w:t>
       </w:r>
     </w:p>
     <w:p>
@@ -443,7 +414,7 @@
           <w:color w:val="1E293B"/>
           <w:sz w:val="21"/>
         </w:rPr>
-        <w:t>Tasks involving physical violence, intimidation, recovery of personal debts, or illegal protests.</w:t>
+        <w:t>Participating in unlawful assemblies, protests, or illegal gambling activities.</w:t>
       </w:r>
     </w:p>
     <w:p>
@@ -456,7 +427,7 @@
           <w:color w:val="1E293B"/>
           <w:sz w:val="21"/>
         </w:rPr>
-        <w:t>Any activity that contravenes local, state, or national laws of India.</w:t>
+        <w:t>Any act contravening the Indian Penal Code (BNS), the Information Technology Act, or municipal regulations.</w:t>
       </w:r>
     </w:p>
     <w:p>
@@ -480,7 +451,7 @@
           <w:color w:val="022B5E"/>
           <w:sz w:val="28"/>
         </w:rPr>
-        <w:t>4. Helper Right to Inspect &amp; Refuse</w:t>
+        <w:t>4. Helper Rights &amp; Protocol</w:t>
       </w:r>
     </w:p>
     <w:p>
@@ -493,7 +464,7 @@
           <w:color w:val="1E293B"/>
           <w:sz w:val="21"/>
         </w:rPr>
-        <w:t>Helpers have the explicit right to inspect packages (in the customer's presence) before accepting pickup if there is reasonable suspicion of prohibited contents.</w:t>
+        <w:t>Helpers have the explicit right to inspect packages in the customer’s presence prior to pickup if prohibited contents are suspected.</w:t>
       </w:r>
     </w:p>
     <w:p>
@@ -506,22 +477,7 @@
           <w:color w:val="1E293B"/>
           <w:sz w:val="21"/>
         </w:rPr>
-        <w:t xml:space="preserve">Helpers must immediately tap </w:t>
-      </w:r>
-      <w:r>
-        <w:rPr>
-          <w:b/>
-          <w:color w:val="1E293B"/>
-          <w:sz w:val="21"/>
-        </w:rPr>
-        <w:t>"Report Dangerous / Prohibited Task"</w:t>
-      </w:r>
-      <w:r>
-        <w:rPr>
-          <w:color w:val="1E293B"/>
-          <w:sz w:val="21"/>
-        </w:rPr>
-        <w:t xml:space="preserve"> on their app or WhatsApp, refuse the delivery, and contact emergency dispatch.</w:t>
+        <w:t>If a prohibited task is detected, the Helper must immediately refuse the task, report it via the platform safety desk, and move to a safe location.</w:t>
       </w:r>
     </w:p>
     <w:sectPr>
